--- a/01_The_Blue_Silence/Manuscript/THE_BLUE_SILENCE_Chapter_39_The_Blue_Silence.docx
+++ b/01_The_Blue_Silence/Manuscript/THE_BLUE_SILENCE_Chapter_39_The_Blue_Silence.docx
@@ -2340,7 +2340,7 @@
         <w:jc w:val="left"/>
       </w:pPr>
       <w:r>
-        <w:t>At the Kota Aruna Central District station, Inspector Imran Faiz watched a young constable remove his name tag before going to lunch.</w:t>
+        <w:t>At the Kota Aruna Central District station, Inspector Imran Taib watched a young constable remove his name tag before going to lunch.</w:t>
       </w:r>
     </w:p>
     <w:p>
@@ -4884,7 +4884,7 @@
         <w:jc w:val="left"/>
       </w:pPr>
       <w:r>
-        <w:t>That evening, Inspector Imran Faiz found Rahman outside headquarters.</w:t>
+        <w:t>That evening, Inspector Imran Taib found Rahman outside headquarters.</w:t>
       </w:r>
     </w:p>
     <w:p>
